--- a/北茨城・高萩区域2025.docx
+++ b/北茨城・高萩区域2025.docx
@@ -2852,7 +2852,25 @@
                 <w:szCs w:val="20"/>
                 <w:lang w:bidi="ar-SA"/>
               </w:rPr>
-              <w:t>24/10/31</w:t>
+              <w:t>24/</w:t>
+            </w:r>
+            <w:r>
+              <w:rPr>
+                <w:rFonts w:cs="Arial" w:hint="eastAsia"/>
+                <w:sz w:val="20"/>
+                <w:szCs w:val="20"/>
+                <w:lang w:bidi="ar-SA"/>
+              </w:rPr>
+              <w:t>23</w:t>
+            </w:r>
+            <w:r>
+              <w:rPr>
+                <w:rFonts w:cs="Arial" w:hint="eastAsia"/>
+                <w:sz w:val="20"/>
+                <w:szCs w:val="20"/>
+                <w:lang w:bidi="ar-SA"/>
+              </w:rPr>
+              <w:t>/31</w:t>
             </w:r>
           </w:p>
         </w:tc>
@@ -10853,7 +10871,7 @@
         <w:autoSpaceDN w:val="0"/>
         <w:ind w:firstLineChars="550" w:firstLine="990"/>
         <w:rPr>
-          <w:rFonts w:ascii="Arial" w:hAnsi="Arial" w:cs="Arial" w:hint="eastAsia"/>
+          <w:rFonts w:ascii="Arial" w:hAnsi="Arial" w:cs="Arial"/>
           <w:sz w:val="18"/>
           <w:szCs w:val="18"/>
           <w:lang w:bidi="ar-SA"/>
@@ -21475,7 +21493,7 @@
         <w:autoSpaceDN w:val="0"/>
         <w:ind w:firstLineChars="550" w:firstLine="990"/>
         <w:rPr>
-          <w:rFonts w:ascii="Arial" w:hAnsi="Arial" w:cs="Arial" w:hint="eastAsia"/>
+          <w:rFonts w:ascii="Arial" w:hAnsi="Arial" w:cs="Arial"/>
           <w:b/>
           <w:sz w:val="24"/>
           <w:szCs w:val="24"/>
